--- a/backend/tests/test_docs/03_FRD_Online_Library.docx
+++ b/backend/tests/test_docs/03_FRD_Online_Library.docx
@@ -52,12 +52,17 @@
     </w:p>
     <w:p>
       <w:r>
-        <w:t>FS-208: Quota validation check rejects checkout request if member has reached 5 active loans.</w:t>
+        <w:t>FS-208: Mobile client layout and quota validation check rejects checkout request if member has reached active loan limit.</w:t>
       </w:r>
     </w:p>
     <w:p>
       <w:r>
         <w:t>FS-209: Audit interceptor persists actor ID, timestamp, and action payload to PostgreSQL audit log.</w:t>
+      </w:r>
+    </w:p>
+    <w:p>
+      <w:r>
+        <w:t>FS-210: Scalability and load balancing specification for high throughput requests.</w:t>
       </w:r>
     </w:p>
     <w:p>

--- a/backend/tests/test_docs/03_FRD_Online_Library.docx
+++ b/backend/tests/test_docs/03_FRD_Online_Library.docx
@@ -62,7 +62,7 @@
     </w:p>
     <w:p>
       <w:r>
-        <w:t>FS-210: Scalability and load balancing specification for high throughput requests.</w:t>
+        <w:t>FS-210: Scalability load balancing specification distributing high throughput traffic across backend cluster.</w:t>
       </w:r>
     </w:p>
     <w:p>

--- a/backend/tests/test_docs/03_FRD_Online_Library.docx
+++ b/backend/tests/test_docs/03_FRD_Online_Library.docx
@@ -37,12 +37,12 @@
     </w:p>
     <w:p>
       <w:r>
-        <w:t>FS-205: Authentication controller verifies member login credentials against encrypted user database.</w:t>
+        <w:t>FS-205: Authentication controller verifies member login credentials against encrypted user database using salted bcrypt hashes.</w:t>
       </w:r>
     </w:p>
     <w:p>
       <w:r>
-        <w:t>FS-206: Loan renewal endpoint validates due date eligibility and increments loan duration by 14 days.</w:t>
+        <w:t>FS-206: Catalogue management service allows authorized staff to update book inventory counts.</w:t>
       </w:r>
     </w:p>
     <w:p>
@@ -57,7 +57,7 @@
     </w:p>
     <w:p>
       <w:r>
-        <w:t>FS-209: Audit interceptor persists actor ID, timestamp, and action payload to PostgreSQL audit log.</w:t>
+        <w:t>FS-209: Digital content library authorizes Premium members to stream and read eBooks and audiobooks.</w:t>
       </w:r>
     </w:p>
     <w:p>

--- a/backend/tests/test_docs/03_FRD_Online_Library.docx
+++ b/backend/tests/test_docs/03_FRD_Online_Library.docx
@@ -32,7 +32,7 @@
     </w:p>
     <w:p>
       <w:r>
-        <w:t>FS-204: Report engine queries monthly circulation data and formats data tables into printable documents.</w:t>
+        <w:t>FS-204: Report and notification engine sends email after reserved copy becomes available and formats circulation tables.</w:t>
       </w:r>
     </w:p>
     <w:p>
